--- a/tests/testdata/excel/Word/形式/大文字拡張子.DOCX
+++ b/tests/testdata/excel/Word/形式/大文字拡張子.DOCX
@@ -436,7 +436,7 @@
     <w:link w:val="10"/>
     <w:uiPriority w:val="9"/>
     <w:qFormat/>
-    <w:rsid w:val="00E725FC"/>
+    <w:rsid w:val="00B93FE8"/>
     <w:pPr>
       <w:keepNext/>
       <w:keepLines/>
@@ -459,7 +459,7 @@
     <w:semiHidden/>
     <w:unhideWhenUsed/>
     <w:qFormat/>
-    <w:rsid w:val="00E725FC"/>
+    <w:rsid w:val="00B93FE8"/>
     <w:pPr>
       <w:keepNext/>
       <w:keepLines/>
@@ -482,7 +482,7 @@
     <w:semiHidden/>
     <w:unhideWhenUsed/>
     <w:qFormat/>
-    <w:rsid w:val="00E725FC"/>
+    <w:rsid w:val="00B93FE8"/>
     <w:pPr>
       <w:keepNext/>
       <w:keepLines/>
@@ -504,7 +504,7 @@
     <w:semiHidden/>
     <w:unhideWhenUsed/>
     <w:qFormat/>
-    <w:rsid w:val="00E725FC"/>
+    <w:rsid w:val="00B93FE8"/>
     <w:pPr>
       <w:keepNext/>
       <w:keepLines/>
@@ -525,7 +525,7 @@
     <w:semiHidden/>
     <w:unhideWhenUsed/>
     <w:qFormat/>
-    <w:rsid w:val="00E725FC"/>
+    <w:rsid w:val="00B93FE8"/>
     <w:pPr>
       <w:keepNext/>
       <w:keepLines/>
@@ -547,7 +547,7 @@
     <w:semiHidden/>
     <w:unhideWhenUsed/>
     <w:qFormat/>
-    <w:rsid w:val="00E725FC"/>
+    <w:rsid w:val="00B93FE8"/>
     <w:pPr>
       <w:keepNext/>
       <w:keepLines/>
@@ -569,7 +569,7 @@
     <w:semiHidden/>
     <w:unhideWhenUsed/>
     <w:qFormat/>
-    <w:rsid w:val="00E725FC"/>
+    <w:rsid w:val="00B93FE8"/>
     <w:pPr>
       <w:keepNext/>
       <w:keepLines/>
@@ -591,7 +591,7 @@
     <w:semiHidden/>
     <w:unhideWhenUsed/>
     <w:qFormat/>
-    <w:rsid w:val="00E725FC"/>
+    <w:rsid w:val="00B93FE8"/>
     <w:pPr>
       <w:keepNext/>
       <w:keepLines/>
@@ -613,7 +613,7 @@
     <w:semiHidden/>
     <w:unhideWhenUsed/>
     <w:qFormat/>
-    <w:rsid w:val="00E725FC"/>
+    <w:rsid w:val="00B93FE8"/>
     <w:pPr>
       <w:keepNext/>
       <w:keepLines/>
@@ -658,7 +658,7 @@
     <w:basedOn w:val="a0"/>
     <w:link w:val="1"/>
     <w:uiPriority w:val="9"/>
-    <w:rsid w:val="00E725FC"/>
+    <w:rsid w:val="00B93FE8"/>
     <w:rPr>
       <w:rFonts w:asciiTheme="majorHAnsi" w:eastAsiaTheme="majorEastAsia" w:hAnsiTheme="majorHAnsi" w:cstheme="majorBidi"/>
       <w:color w:val="000000" w:themeColor="text1"/>
@@ -672,7 +672,7 @@
     <w:link w:val="2"/>
     <w:uiPriority w:val="9"/>
     <w:semiHidden/>
-    <w:rsid w:val="00E725FC"/>
+    <w:rsid w:val="00B93FE8"/>
     <w:rPr>
       <w:rFonts w:asciiTheme="majorHAnsi" w:eastAsiaTheme="majorEastAsia" w:hAnsiTheme="majorHAnsi" w:cstheme="majorBidi"/>
       <w:color w:val="000000" w:themeColor="text1"/>
@@ -686,7 +686,7 @@
     <w:link w:val="3"/>
     <w:uiPriority w:val="9"/>
     <w:semiHidden/>
-    <w:rsid w:val="00E725FC"/>
+    <w:rsid w:val="00B93FE8"/>
     <w:rPr>
       <w:rFonts w:asciiTheme="majorHAnsi" w:eastAsiaTheme="majorEastAsia" w:hAnsiTheme="majorHAnsi" w:cstheme="majorBidi"/>
       <w:color w:val="000000" w:themeColor="text1"/>
@@ -699,7 +699,7 @@
     <w:link w:val="4"/>
     <w:uiPriority w:val="9"/>
     <w:semiHidden/>
-    <w:rsid w:val="00E725FC"/>
+    <w:rsid w:val="00B93FE8"/>
     <w:rPr>
       <w:rFonts w:asciiTheme="majorHAnsi" w:eastAsiaTheme="majorEastAsia" w:hAnsiTheme="majorHAnsi" w:cstheme="majorBidi"/>
       <w:color w:val="000000" w:themeColor="text1"/>
@@ -711,7 +711,7 @@
     <w:link w:val="5"/>
     <w:uiPriority w:val="9"/>
     <w:semiHidden/>
-    <w:rsid w:val="00E725FC"/>
+    <w:rsid w:val="00B93FE8"/>
     <w:rPr>
       <w:rFonts w:asciiTheme="majorHAnsi" w:eastAsiaTheme="majorEastAsia" w:hAnsiTheme="majorHAnsi" w:cstheme="majorBidi"/>
       <w:color w:val="000000" w:themeColor="text1"/>
@@ -723,7 +723,7 @@
     <w:link w:val="6"/>
     <w:uiPriority w:val="9"/>
     <w:semiHidden/>
-    <w:rsid w:val="00E725FC"/>
+    <w:rsid w:val="00B93FE8"/>
     <w:rPr>
       <w:rFonts w:asciiTheme="majorHAnsi" w:eastAsiaTheme="majorEastAsia" w:hAnsiTheme="majorHAnsi" w:cstheme="majorBidi"/>
       <w:color w:val="000000" w:themeColor="text1"/>
@@ -735,7 +735,7 @@
     <w:link w:val="7"/>
     <w:uiPriority w:val="9"/>
     <w:semiHidden/>
-    <w:rsid w:val="00E725FC"/>
+    <w:rsid w:val="00B93FE8"/>
     <w:rPr>
       <w:rFonts w:asciiTheme="majorHAnsi" w:eastAsiaTheme="majorEastAsia" w:hAnsiTheme="majorHAnsi" w:cstheme="majorBidi"/>
       <w:color w:val="000000" w:themeColor="text1"/>
@@ -747,7 +747,7 @@
     <w:link w:val="8"/>
     <w:uiPriority w:val="9"/>
     <w:semiHidden/>
-    <w:rsid w:val="00E725FC"/>
+    <w:rsid w:val="00B93FE8"/>
     <w:rPr>
       <w:rFonts w:asciiTheme="majorHAnsi" w:eastAsiaTheme="majorEastAsia" w:hAnsiTheme="majorHAnsi" w:cstheme="majorBidi"/>
       <w:color w:val="000000" w:themeColor="text1"/>
@@ -759,7 +759,7 @@
     <w:link w:val="9"/>
     <w:uiPriority w:val="9"/>
     <w:semiHidden/>
-    <w:rsid w:val="00E725FC"/>
+    <w:rsid w:val="00B93FE8"/>
     <w:rPr>
       <w:rFonts w:asciiTheme="majorHAnsi" w:eastAsiaTheme="majorEastAsia" w:hAnsiTheme="majorHAnsi" w:cstheme="majorBidi"/>
       <w:color w:val="000000" w:themeColor="text1"/>
@@ -772,7 +772,7 @@
     <w:link w:val="a4"/>
     <w:uiPriority w:val="10"/>
     <w:qFormat/>
-    <w:rsid w:val="00E725FC"/>
+    <w:rsid w:val="00B93FE8"/>
     <w:pPr>
       <w:spacing w:after="80"/>
       <w:contextualSpacing/>
@@ -791,7 +791,7 @@
     <w:basedOn w:val="a0"/>
     <w:link w:val="a3"/>
     <w:uiPriority w:val="10"/>
-    <w:rsid w:val="00E725FC"/>
+    <w:rsid w:val="00B93FE8"/>
     <w:rPr>
       <w:rFonts w:asciiTheme="majorHAnsi" w:eastAsiaTheme="majorEastAsia" w:hAnsiTheme="majorHAnsi" w:cstheme="majorBidi"/>
       <w:spacing w:val="-10"/>
@@ -807,7 +807,7 @@
     <w:link w:val="a6"/>
     <w:uiPriority w:val="11"/>
     <w:qFormat/>
-    <w:rsid w:val="00E725FC"/>
+    <w:rsid w:val="00B93FE8"/>
     <w:pPr>
       <w:numPr>
         <w:ilvl w:val="1"/>
@@ -828,7 +828,7 @@
     <w:basedOn w:val="a0"/>
     <w:link w:val="a5"/>
     <w:uiPriority w:val="11"/>
-    <w:rsid w:val="00E725FC"/>
+    <w:rsid w:val="00B93FE8"/>
     <w:rPr>
       <w:rFonts w:asciiTheme="majorHAnsi" w:eastAsiaTheme="majorEastAsia" w:hAnsiTheme="majorHAnsi" w:cstheme="majorBidi"/>
       <w:color w:val="595959" w:themeColor="text1" w:themeTint="A6"/>
@@ -844,7 +844,7 @@
     <w:link w:val="a8"/>
     <w:uiPriority w:val="29"/>
     <w:qFormat/>
-    <w:rsid w:val="00E725FC"/>
+    <w:rsid w:val="00B93FE8"/>
     <w:pPr>
       <w:spacing w:before="160" w:after="160"/>
       <w:jc w:val="center"/>
@@ -860,7 +860,7 @@
     <w:basedOn w:val="a0"/>
     <w:link w:val="a7"/>
     <w:uiPriority w:val="29"/>
-    <w:rsid w:val="00E725FC"/>
+    <w:rsid w:val="00B93FE8"/>
     <w:rPr>
       <w:i/>
       <w:iCs/>
@@ -872,7 +872,7 @@
     <w:basedOn w:val="a"/>
     <w:uiPriority w:val="34"/>
     <w:qFormat/>
-    <w:rsid w:val="00E725FC"/>
+    <w:rsid w:val="00B93FE8"/>
     <w:pPr>
       <w:ind w:left="720"/>
       <w:contextualSpacing/>
@@ -883,7 +883,7 @@
     <w:basedOn w:val="a0"/>
     <w:uiPriority w:val="21"/>
     <w:qFormat/>
-    <w:rsid w:val="00E725FC"/>
+    <w:rsid w:val="00B93FE8"/>
     <w:rPr>
       <w:i/>
       <w:iCs/>
@@ -897,7 +897,7 @@
     <w:link w:val="23"/>
     <w:uiPriority w:val="30"/>
     <w:qFormat/>
-    <w:rsid w:val="00E725FC"/>
+    <w:rsid w:val="00B93FE8"/>
     <w:pPr>
       <w:pBdr>
         <w:top w:val="single" w:sz="4" w:space="10" w:color="0F4761" w:themeColor="accent1" w:themeShade="BF"/>
@@ -918,7 +918,7 @@
     <w:basedOn w:val="a0"/>
     <w:link w:val="22"/>
     <w:uiPriority w:val="30"/>
-    <w:rsid w:val="00E725FC"/>
+    <w:rsid w:val="00B93FE8"/>
     <w:rPr>
       <w:i/>
       <w:iCs/>
@@ -930,7 +930,7 @@
     <w:basedOn w:val="a0"/>
     <w:uiPriority w:val="32"/>
     <w:qFormat/>
-    <w:rsid w:val="00E725FC"/>
+    <w:rsid w:val="00B93FE8"/>
     <w:rPr>
       <w:b/>
       <w:bCs/>
